--- a/plugins/domain-design/skills/domain-design/assets/word-export/fda003/sample-output/F-DA-003_Billing.docx
+++ b/plugins/domain-design/skills/domain-design/assets/word-export/fda003/sample-output/F-DA-003_Billing.docx
@@ -5790,6 +5790,11 @@
       <w:bookmarkEnd w:id="12"/>
     </w:p>
     <w:p>
+      <w:r>
+        <w:t xml:space="preserve"/>
+      </w:r>
+    </w:p>
+    <w:p>
       <w:pPr>
         <w:pStyle w:val="Heading3"/>
         <w:rPr>
@@ -5799,17 +5804,9 @@
           <w:lang w:bidi="th-TH"/>
         </w:rPr>
       </w:pPr>
-      <w:bookmarkStart w:id="13" w:name="_Toc221189234"/>
-      <w:r>
-        <w:rPr>
-          <w:rFonts w:ascii="Browallia New" w:hAnsi="Browallia New" w:cs="Browallia New"/>
-          <w:sz w:val="32"/>
-          <w:szCs w:val="32"/>
-          <w:lang w:bidi="th-TH"/>
-        </w:rPr>
-        <w:t>Screen1</w:t>
-      </w:r>
-      <w:bookmarkEnd w:id="13"/>
+      <w:r>
+        <w:t xml:space="preserve">Checkout — ชำระ invoice ด้วยบัตรเครดิต</w:t>
+      </w:r>
     </w:p>
     <w:tbl>
       <w:tblPr>
@@ -5884,7 +5881,7 @@
           </w:tcPr>
           <w:p>
             <w:r>
-              <w:t xml:space="preserve">F_SCR_ </w:t>
+              <w:t xml:space="preserve">F_SCR_001</w:t>
             </w:r>
           </w:p>
         </w:tc>
@@ -5936,7 +5933,7 @@
           </w:tcPr>
           <w:p>
             <w:r>
-              <w:t xml:space="preserve">BR_ID_ </w:t>
+              <w:t xml:space="preserve">SC-billing-001</w:t>
             </w:r>
           </w:p>
         </w:tc>
@@ -5993,7 +5990,7 @@
           </w:tcPr>
           <w:p>
             <w:r>
-              <w:t xml:space="preserve"> </w:t>
+              <w:t xml:space="preserve">High</w:t>
             </w:r>
           </w:p>
         </w:tc>
@@ -6045,7 +6042,7 @@
           </w:tcPr>
           <w:p>
             <w:r>
-              <w:t xml:space="preserve"> </w:t>
+              <w:t xml:space="preserve">High</w:t>
             </w:r>
           </w:p>
         </w:tc>
@@ -6102,7 +6099,9 @@
             </w:tcBorders>
           </w:tcPr>
           <w:p>
-            <w:r/>
+            <w:r>
+              <w:t xml:space="preserve">Checkout</w:t>
+            </w:r>
           </w:p>
         </w:tc>
       </w:tr>
@@ -6158,7 +6157,9 @@
             </w:tcBorders>
           </w:tcPr>
           <w:p>
-            <w:r/>
+            <w:r>
+              <w:t xml:space="preserve">หน้าจอชำระเงิน: subscriber เลือก invoice ที่ค้างชำระ ยืนยันบัตรที่ผูกไว้ แล้วกดชำระ ระบบตัดบัตรผ่าน Payment Gateway และออกใบเสร็จ</w:t>
+            </w:r>
           </w:p>
         </w:tc>
       </w:tr>
@@ -6214,7 +6215,9 @@
             </w:tcBorders>
           </w:tcPr>
           <w:p>
-            <w:r/>
+            <w:r>
+              <w:t xml:space="preserve">InvoiceId (เลือกจากรายการ), PaymentMethodId (บัตรที่ผูกไว้)</w:t>
+            </w:r>
           </w:p>
         </w:tc>
       </w:tr>
@@ -6270,7 +6273,9 @@
             </w:tcBorders>
           </w:tcPr>
           <w:p>
-            <w:r/>
+            <w:r>
+              <w:t xml:space="preserve">Payment record (succeeded/declined), ใบเสร็จส่งทาง email, invoice status → paid</w:t>
+            </w:r>
           </w:p>
         </w:tc>
       </w:tr>
@@ -6326,7 +6331,9 @@
             </w:tcBorders>
           </w:tcPr>
           <w:p>
-            <w:r/>
+            <w:r>
+              <w:t xml:space="preserve">แสดงยอด AmountDue, เลือกบัตร, ยืนยันก่อนตัดจริง, retry เมื่อ declined</w:t>
+            </w:r>
           </w:p>
         </w:tc>
       </w:tr>
@@ -6382,7 +6389,9 @@
             </w:tcBorders>
           </w:tcPr>
           <w:p>
-            <w:r/>
+            <w:r>
+              <w:t xml:space="preserve">invoice ต้อง status=draft และ AmountDue &gt; 0; บัตรต้องยังไม่หมดอายุ; ห้ามชำระ invoice ซ้ำ</w:t>
+            </w:r>
           </w:p>
         </w:tc>
       </w:tr>
@@ -6438,7 +6447,9 @@
             </w:tcBorders>
           </w:tcPr>
           <w:p>
-            <w:r/>
+            <w:r>
+              <w:t xml:space="preserve">สำเร็จ: "ชำระเงินเรียบร้อย ใบเสร็จถูกส่งไปที่อีเมลของคุณ" / ล้มเหลว: "บัตรถูกปฏิเสธ กรุณาตรวจสอบบัตรหรือใช้บัตรอื่น"</w:t>
+            </w:r>
           </w:p>
         </w:tc>
       </w:tr>
@@ -6494,7 +6505,9 @@
             </w:tcBorders>
           </w:tcPr>
           <w:p>
-            <w:r/>
+            <w:r>
+              <w:t xml:space="preserve">เฉพาะ role subscriber เจ้าของ subscription; ไม่เก็บเลขบัตรในระบบ (token จาก gateway เท่านั้น)</w:t>
+            </w:r>
           </w:p>
         </w:tc>
       </w:tr>
@@ -6550,33 +6563,65 @@
             </w:tcBorders>
           </w:tcPr>
           <w:p>
-            <w:r/>
+            <w:r>
+              <w:t xml:space="preserve">อ้างอิง UC-billing-001; หน้าจอจริงดู mockups/pages/checkout</w:t>
+            </w:r>
           </w:p>
         </w:tc>
       </w:tr>
     </w:tbl>
     <w:p>
       <w:pPr>
+        <w:jc w:val="center"/>
         <w:rPr>
           <w:lang w:eastAsia="en-US" w:bidi="th-TH"/>
         </w:rPr>
       </w:pPr>
+      <w:r>
+        <w:t xml:space="preserve"/>
+      </w:r>
+      <w:r>
+        <w:drawing>
+          <wp:inline xmlns:a="http://schemas.openxmlformats.org/drawingml/2006/main" xmlns:pic="http://schemas.openxmlformats.org/drawingml/2006/picture">
+            <wp:extent cx="5040000" cy="3360000"/>
+            <wp:docPr id="1002" name="Picture 1"/>
+            <wp:cNvGraphicFramePr>
+              <a:graphicFrameLocks noChangeAspect="1"/>
+            </wp:cNvGraphicFramePr>
+            <a:graphic>
+              <a:graphicData uri="http://schemas.openxmlformats.org/drawingml/2006/picture">
+                <pic:pic>
+                  <pic:nvPicPr>
+                    <pic:cNvPr id="0" name="checkout.png"/>
+                    <pic:cNvPicPr/>
+                  </pic:nvPicPr>
+                  <pic:blipFill>
+                    <a:blip r:embed="rId21"/>
+                    <a:stretch>
+                      <a:fillRect/>
+                    </a:stretch>
+                  </pic:blipFill>
+                  <pic:spPr>
+                    <a:xfrm>
+                      <a:off x="0" y="0"/>
+                      <a:ext cx="5040000" cy="3360000"/>
+                    </a:xfrm>
+                    <a:prstGeom prst="rect"/>
+                  </pic:spPr>
+                </pic:pic>
+              </a:graphicData>
+            </a:graphic>
+          </wp:inline>
+        </w:drawing>
+      </w:r>
+      <w:r>
+        <w:t xml:space="preserve"/>
+      </w:r>
     </w:p>
     <w:p>
-      <w:pPr>
-        <w:pStyle w:val="Heading2"/>
-        <w:rPr>
-          <w:lang w:bidi="th-TH"/>
-        </w:rPr>
-      </w:pPr>
-      <w:bookmarkStart w:id="14" w:name="_Toc221189235"/>
-      <w:r>
-        <w:rPr>
-          <w:lang w:bidi="th-TH"/>
-        </w:rPr>
-        <w:t>PROCESS</w:t>
-      </w:r>
-      <w:bookmarkEnd w:id="14"/>
+      <w:r>
+        <w:t xml:space="preserve"/>
+      </w:r>
     </w:p>
     <w:p>
       <w:pPr>
@@ -6588,17 +6633,859 @@
           <w:lang w:bidi="th-TH"/>
         </w:rPr>
       </w:pPr>
-      <w:bookmarkStart w:id="15" w:name="_Toc221189236"/>
-      <w:r>
+      <w:r>
+        <w:t xml:space="preserve">Invoices — รายการใบแจ้งหนี้</w:t>
+      </w:r>
+    </w:p>
+    <w:tbl>
+      <w:tblPr>
+        <w:tblW w:w="9055" w:type="dxa"/>
+        <w:tblBorders>
+          <w:top w:val="outset" w:sz="6" w:space="0" w:color="auto"/>
+          <w:left w:val="outset" w:sz="6" w:space="0" w:color="auto"/>
+          <w:bottom w:val="outset" w:sz="6" w:space="0" w:color="auto"/>
+          <w:right w:val="outset" w:sz="6" w:space="0" w:color="auto"/>
+        </w:tblBorders>
+        <w:tblCellMar>
+          <w:left w:w="57" w:type="dxa"/>
+          <w:right w:w="57" w:type="dxa"/>
+        </w:tblCellMar>
+        <w:tblLook w:val="04A0" w:firstRow="1" w:lastRow="0" w:firstColumn="1" w:lastColumn="0" w:noHBand="0" w:noVBand="1"/>
+      </w:tblPr>
+      <w:tblGrid>
+        <w:gridCol w:w="1802"/>
+        <w:gridCol w:w="2385"/>
+        <w:gridCol w:w="2098"/>
+        <w:gridCol w:w="2770"/>
+      </w:tblGrid>
+      <w:tr>
+        <w:trPr>
+          <w:trHeight w:val="375"/>
+        </w:trPr>
+        <w:tc>
+          <w:tcPr>
+            <w:tcW w:w="1802" w:type="dxa"/>
+            <w:tcBorders>
+              <w:top w:val="single" w:sz="6" w:space="0" w:color="auto"/>
+              <w:left w:val="single" w:sz="6" w:space="0" w:color="auto"/>
+              <w:bottom w:val="single" w:sz="6" w:space="0" w:color="auto"/>
+              <w:right w:val="single" w:sz="6" w:space="0" w:color="auto"/>
+            </w:tcBorders>
+            <w:shd w:val="clear" w:color="auto" w:fill="F2F2F2"/>
+            <w:hideMark/>
+          </w:tcPr>
+          <w:p>
+            <w:pPr>
+              <w:rPr>
+                <w:rFonts w:ascii="Browallia New" w:hAnsi="Browallia New" w:cs="Browallia New"/>
+                <w:b/>
+                <w:bCs/>
+                <w:sz w:val="28"/>
+                <w:szCs w:val="28"/>
+                <w:lang w:eastAsia="en-US" w:bidi="th-TH"/>
+              </w:rPr>
+            </w:pPr>
+            <w:r>
+              <w:rPr>
+                <w:rFonts w:ascii="Browallia New" w:hAnsi="Browallia New" w:cs="Browallia New"/>
+                <w:b/>
+                <w:bCs/>
+                <w:sz w:val="28"/>
+                <w:szCs w:val="28"/>
+                <w:lang w:eastAsia="en-US" w:bidi="th-TH"/>
+              </w:rPr>
+              <w:t>Function No. </w:t>
+            </w:r>
+          </w:p>
+        </w:tc>
+        <w:tc>
+          <w:tcPr>
+            <w:tcW w:w="2385" w:type="dxa"/>
+            <w:tcBorders>
+              <w:top w:val="single" w:sz="6" w:space="0" w:color="auto"/>
+              <w:left w:val="single" w:sz="6" w:space="0" w:color="auto"/>
+              <w:bottom w:val="single" w:sz="6" w:space="0" w:color="auto"/>
+              <w:right w:val="single" w:sz="6" w:space="0" w:color="auto"/>
+            </w:tcBorders>
+          </w:tcPr>
+          <w:p>
+            <w:r>
+              <w:t xml:space="preserve">F_SCR_002</w:t>
+            </w:r>
+          </w:p>
+        </w:tc>
+        <w:tc>
+          <w:tcPr>
+            <w:tcW w:w="2098" w:type="dxa"/>
+            <w:tcBorders>
+              <w:top w:val="single" w:sz="6" w:space="0" w:color="auto"/>
+              <w:left w:val="single" w:sz="6" w:space="0" w:color="auto"/>
+              <w:bottom w:val="single" w:sz="6" w:space="0" w:color="auto"/>
+              <w:right w:val="single" w:sz="6" w:space="0" w:color="auto"/>
+            </w:tcBorders>
+            <w:shd w:val="clear" w:color="auto" w:fill="F2F2F2"/>
+            <w:hideMark/>
+          </w:tcPr>
+          <w:p>
+            <w:pPr>
+              <w:rPr>
+                <w:rFonts w:ascii="Browallia New" w:hAnsi="Browallia New" w:cs="Browallia New"/>
+                <w:b/>
+                <w:bCs/>
+                <w:sz w:val="28"/>
+                <w:szCs w:val="28"/>
+                <w:lang w:eastAsia="en-US" w:bidi="th-TH"/>
+              </w:rPr>
+            </w:pPr>
+            <w:r>
+              <w:rPr>
+                <w:rFonts w:ascii="Browallia New" w:hAnsi="Browallia New" w:cs="Browallia New"/>
+                <w:b/>
+                <w:bCs/>
+                <w:sz w:val="28"/>
+                <w:szCs w:val="28"/>
+                <w:lang w:eastAsia="en-US" w:bidi="th-TH"/>
+              </w:rPr>
+              <w:t>Ref. </w:t>
+            </w:r>
+          </w:p>
+        </w:tc>
+        <w:tc>
+          <w:tcPr>
+            <w:tcW w:w="2770" w:type="dxa"/>
+            <w:tcBorders>
+              <w:top w:val="single" w:sz="6" w:space="0" w:color="auto"/>
+              <w:left w:val="single" w:sz="6" w:space="0" w:color="auto"/>
+              <w:bottom w:val="single" w:sz="6" w:space="0" w:color="auto"/>
+              <w:right w:val="single" w:sz="6" w:space="0" w:color="auto"/>
+            </w:tcBorders>
+          </w:tcPr>
+          <w:p>
+            <w:r>
+              <w:t xml:space="preserve">SC-billing-002</w:t>
+            </w:r>
+          </w:p>
+        </w:tc>
+      </w:tr>
+      <w:tr>
+        <w:trPr>
+          <w:trHeight w:val="270"/>
+        </w:trPr>
+        <w:tc>
+          <w:tcPr>
+            <w:tcW w:w="1802" w:type="dxa"/>
+            <w:tcBorders>
+              <w:top w:val="single" w:sz="6" w:space="0" w:color="auto"/>
+              <w:left w:val="single" w:sz="6" w:space="0" w:color="auto"/>
+              <w:bottom w:val="single" w:sz="6" w:space="0" w:color="auto"/>
+              <w:right w:val="single" w:sz="6" w:space="0" w:color="auto"/>
+            </w:tcBorders>
+            <w:shd w:val="clear" w:color="auto" w:fill="F2F2F2"/>
+            <w:hideMark/>
+          </w:tcPr>
+          <w:p>
+            <w:pPr>
+              <w:rPr>
+                <w:rFonts w:ascii="Browallia New" w:hAnsi="Browallia New" w:cs="Browallia New"/>
+                <w:b/>
+                <w:bCs/>
+                <w:sz w:val="28"/>
+                <w:szCs w:val="28"/>
+                <w:lang w:eastAsia="en-US" w:bidi="th-TH"/>
+              </w:rPr>
+            </w:pPr>
+            <w:r>
+              <w:rPr>
+                <w:rFonts w:ascii="Browallia New" w:hAnsi="Browallia New" w:cs="Browallia New"/>
+                <w:b/>
+                <w:bCs/>
+                <w:sz w:val="28"/>
+                <w:szCs w:val="28"/>
+                <w:lang w:eastAsia="en-US" w:bidi="th-TH"/>
+              </w:rPr>
+              <w:t>Severity </w:t>
+            </w:r>
+          </w:p>
+        </w:tc>
+        <w:tc>
+          <w:tcPr>
+            <w:tcW w:w="2385" w:type="dxa"/>
+            <w:tcBorders>
+              <w:top w:val="single" w:sz="6" w:space="0" w:color="auto"/>
+              <w:left w:val="single" w:sz="6" w:space="0" w:color="auto"/>
+              <w:bottom w:val="single" w:sz="6" w:space="0" w:color="auto"/>
+              <w:right w:val="single" w:sz="6" w:space="0" w:color="auto"/>
+            </w:tcBorders>
+          </w:tcPr>
+          <w:p>
+            <w:r>
+              <w:t xml:space="preserve">Medium</w:t>
+            </w:r>
+          </w:p>
+        </w:tc>
+        <w:tc>
+          <w:tcPr>
+            <w:tcW w:w="2098" w:type="dxa"/>
+            <w:tcBorders>
+              <w:top w:val="single" w:sz="6" w:space="0" w:color="auto"/>
+              <w:left w:val="single" w:sz="6" w:space="0" w:color="auto"/>
+              <w:bottom w:val="single" w:sz="6" w:space="0" w:color="auto"/>
+              <w:right w:val="single" w:sz="6" w:space="0" w:color="auto"/>
+            </w:tcBorders>
+            <w:shd w:val="clear" w:color="auto" w:fill="F2F2F2"/>
+            <w:hideMark/>
+          </w:tcPr>
+          <w:p>
+            <w:pPr>
+              <w:rPr>
+                <w:rFonts w:ascii="Browallia New" w:hAnsi="Browallia New" w:cs="Browallia New"/>
+                <w:b/>
+                <w:bCs/>
+                <w:sz w:val="28"/>
+                <w:szCs w:val="28"/>
+                <w:lang w:eastAsia="en-US" w:bidi="th-TH"/>
+              </w:rPr>
+            </w:pPr>
+            <w:r>
+              <w:rPr>
+                <w:rFonts w:ascii="Browallia New" w:hAnsi="Browallia New" w:cs="Browallia New"/>
+                <w:b/>
+                <w:bCs/>
+                <w:sz w:val="28"/>
+                <w:szCs w:val="28"/>
+                <w:lang w:eastAsia="en-US" w:bidi="th-TH"/>
+              </w:rPr>
+              <w:t>Priority </w:t>
+            </w:r>
+          </w:p>
+        </w:tc>
+        <w:tc>
+          <w:tcPr>
+            <w:tcW w:w="2770" w:type="dxa"/>
+            <w:tcBorders>
+              <w:top w:val="single" w:sz="6" w:space="0" w:color="auto"/>
+              <w:left w:val="single" w:sz="6" w:space="0" w:color="auto"/>
+              <w:bottom w:val="single" w:sz="6" w:space="0" w:color="auto"/>
+              <w:right w:val="single" w:sz="6" w:space="0" w:color="auto"/>
+            </w:tcBorders>
+          </w:tcPr>
+          <w:p>
+            <w:r>
+              <w:t xml:space="preserve">High</w:t>
+            </w:r>
+          </w:p>
+        </w:tc>
+      </w:tr>
+      <w:tr>
+        <w:trPr>
+          <w:trHeight w:val="375"/>
+        </w:trPr>
+        <w:tc>
+          <w:tcPr>
+            <w:tcW w:w="1802" w:type="dxa"/>
+            <w:tcBorders>
+              <w:top w:val="single" w:sz="6" w:space="0" w:color="auto"/>
+              <w:left w:val="single" w:sz="6" w:space="0" w:color="auto"/>
+              <w:bottom w:val="single" w:sz="6" w:space="0" w:color="auto"/>
+              <w:right w:val="single" w:sz="6" w:space="0" w:color="auto"/>
+            </w:tcBorders>
+            <w:shd w:val="clear" w:color="auto" w:fill="F2F2F2"/>
+            <w:hideMark/>
+          </w:tcPr>
+          <w:p>
+            <w:pPr>
+              <w:rPr>
+                <w:rFonts w:ascii="Browallia New" w:hAnsi="Browallia New" w:cs="Browallia New"/>
+                <w:b/>
+                <w:bCs/>
+                <w:sz w:val="28"/>
+                <w:szCs w:val="28"/>
+                <w:lang w:eastAsia="en-US" w:bidi="th-TH"/>
+              </w:rPr>
+            </w:pPr>
+            <w:r>
+              <w:rPr>
+                <w:rFonts w:ascii="Browallia New" w:hAnsi="Browallia New" w:cs="Browallia New"/>
+                <w:b/>
+                <w:bCs/>
+                <w:sz w:val="28"/>
+                <w:szCs w:val="28"/>
+                <w:lang w:eastAsia="en-US" w:bidi="th-TH"/>
+              </w:rPr>
+              <w:t>Name </w:t>
+            </w:r>
+          </w:p>
+        </w:tc>
+        <w:tc>
+          <w:tcPr>
+            <w:tcW w:w="7253" w:type="dxa"/>
+            <w:gridSpan w:val="3"/>
+            <w:tcBorders>
+              <w:top w:val="single" w:sz="6" w:space="0" w:color="auto"/>
+              <w:left w:val="single" w:sz="6" w:space="0" w:color="auto"/>
+              <w:bottom w:val="single" w:sz="6" w:space="0" w:color="auto"/>
+              <w:right w:val="single" w:sz="6" w:space="0" w:color="auto"/>
+            </w:tcBorders>
+          </w:tcPr>
+          <w:p>
+            <w:r>
+              <w:t xml:space="preserve">Invoice List</w:t>
+            </w:r>
+          </w:p>
+        </w:tc>
+      </w:tr>
+      <w:tr>
+        <w:trPr>
+          <w:trHeight w:val="390"/>
+        </w:trPr>
+        <w:tc>
+          <w:tcPr>
+            <w:tcW w:w="1802" w:type="dxa"/>
+            <w:tcBorders>
+              <w:top w:val="single" w:sz="6" w:space="0" w:color="auto"/>
+              <w:left w:val="single" w:sz="6" w:space="0" w:color="auto"/>
+              <w:bottom w:val="single" w:sz="6" w:space="0" w:color="auto"/>
+              <w:right w:val="single" w:sz="6" w:space="0" w:color="auto"/>
+            </w:tcBorders>
+            <w:shd w:val="clear" w:color="auto" w:fill="F2F2F2"/>
+            <w:hideMark/>
+          </w:tcPr>
+          <w:p>
+            <w:pPr>
+              <w:rPr>
+                <w:rFonts w:ascii="Browallia New" w:hAnsi="Browallia New" w:cs="Browallia New"/>
+                <w:b/>
+                <w:bCs/>
+                <w:sz w:val="28"/>
+                <w:szCs w:val="28"/>
+                <w:lang w:eastAsia="en-US" w:bidi="th-TH"/>
+              </w:rPr>
+            </w:pPr>
+            <w:r>
+              <w:rPr>
+                <w:rFonts w:ascii="Browallia New" w:hAnsi="Browallia New" w:cs="Browallia New"/>
+                <w:b/>
+                <w:bCs/>
+                <w:sz w:val="28"/>
+                <w:szCs w:val="28"/>
+                <w:lang w:eastAsia="en-US" w:bidi="th-TH"/>
+              </w:rPr>
+              <w:t>Description </w:t>
+            </w:r>
+          </w:p>
+        </w:tc>
+        <w:tc>
+          <w:tcPr>
+            <w:tcW w:w="7253" w:type="dxa"/>
+            <w:gridSpan w:val="3"/>
+            <w:tcBorders>
+              <w:top w:val="single" w:sz="6" w:space="0" w:color="auto"/>
+              <w:left w:val="single" w:sz="6" w:space="0" w:color="auto"/>
+              <w:bottom w:val="single" w:sz="6" w:space="0" w:color="auto"/>
+              <w:right w:val="single" w:sz="6" w:space="0" w:color="auto"/>
+            </w:tcBorders>
+          </w:tcPr>
+          <w:p>
+            <w:r>
+              <w:t xml:space="preserve">หน้าจอรายการ invoice ของ subscriber: ค้นหา/กรองตามสถานะและช่วงวันที่ กดเข้าไปดูรายละเอียดหรือไปหน้า Checkout ได้</w:t>
+            </w:r>
+          </w:p>
+        </w:tc>
+      </w:tr>
+      <w:tr>
+        <w:trPr>
+          <w:trHeight w:val="375"/>
+        </w:trPr>
+        <w:tc>
+          <w:tcPr>
+            <w:tcW w:w="1802" w:type="dxa"/>
+            <w:tcBorders>
+              <w:top w:val="single" w:sz="6" w:space="0" w:color="auto"/>
+              <w:left w:val="single" w:sz="6" w:space="0" w:color="auto"/>
+              <w:bottom w:val="single" w:sz="6" w:space="0" w:color="auto"/>
+              <w:right w:val="single" w:sz="6" w:space="0" w:color="auto"/>
+            </w:tcBorders>
+            <w:shd w:val="clear" w:color="auto" w:fill="F2F2F2"/>
+            <w:hideMark/>
+          </w:tcPr>
+          <w:p>
+            <w:pPr>
+              <w:rPr>
+                <w:rFonts w:ascii="Browallia New" w:hAnsi="Browallia New" w:cs="Browallia New"/>
+                <w:b/>
+                <w:bCs/>
+                <w:sz w:val="28"/>
+                <w:szCs w:val="28"/>
+                <w:lang w:eastAsia="en-US" w:bidi="th-TH"/>
+              </w:rPr>
+            </w:pPr>
+            <w:r>
+              <w:rPr>
+                <w:rFonts w:ascii="Browallia New" w:hAnsi="Browallia New" w:cs="Browallia New"/>
+                <w:b/>
+                <w:bCs/>
+                <w:sz w:val="28"/>
+                <w:szCs w:val="28"/>
+                <w:lang w:eastAsia="en-US" w:bidi="th-TH"/>
+              </w:rPr>
+              <w:t>Input </w:t>
+            </w:r>
+          </w:p>
+        </w:tc>
+        <w:tc>
+          <w:tcPr>
+            <w:tcW w:w="7253" w:type="dxa"/>
+            <w:gridSpan w:val="3"/>
+            <w:tcBorders>
+              <w:top w:val="single" w:sz="6" w:space="0" w:color="auto"/>
+              <w:left w:val="single" w:sz="6" w:space="0" w:color="auto"/>
+              <w:bottom w:val="single" w:sz="6" w:space="0" w:color="auto"/>
+              <w:right w:val="single" w:sz="6" w:space="0" w:color="auto"/>
+            </w:tcBorders>
+          </w:tcPr>
+          <w:p>
+            <w:r>
+              <w:t xml:space="preserve">คำค้นหา, Status filter (draft/paid/void), ช่วงวันที่</w:t>
+            </w:r>
+          </w:p>
+        </w:tc>
+      </w:tr>
+      <w:tr>
+        <w:trPr>
+          <w:trHeight w:val="60"/>
+        </w:trPr>
+        <w:tc>
+          <w:tcPr>
+            <w:tcW w:w="1802" w:type="dxa"/>
+            <w:tcBorders>
+              <w:top w:val="single" w:sz="6" w:space="0" w:color="auto"/>
+              <w:left w:val="single" w:sz="6" w:space="0" w:color="auto"/>
+              <w:bottom w:val="single" w:sz="6" w:space="0" w:color="auto"/>
+              <w:right w:val="single" w:sz="6" w:space="0" w:color="auto"/>
+            </w:tcBorders>
+            <w:shd w:val="clear" w:color="auto" w:fill="F2F2F2"/>
+            <w:hideMark/>
+          </w:tcPr>
+          <w:p>
+            <w:pPr>
+              <w:rPr>
+                <w:rFonts w:ascii="Browallia New" w:hAnsi="Browallia New" w:cs="Browallia New"/>
+                <w:b/>
+                <w:bCs/>
+                <w:sz w:val="28"/>
+                <w:szCs w:val="28"/>
+                <w:lang w:eastAsia="en-US" w:bidi="th-TH"/>
+              </w:rPr>
+            </w:pPr>
+            <w:r>
+              <w:rPr>
+                <w:rFonts w:ascii="Browallia New" w:hAnsi="Browallia New" w:cs="Browallia New"/>
+                <w:b/>
+                <w:bCs/>
+                <w:sz w:val="28"/>
+                <w:szCs w:val="28"/>
+                <w:lang w:eastAsia="en-US" w:bidi="th-TH"/>
+              </w:rPr>
+              <w:t>Output </w:t>
+            </w:r>
+          </w:p>
+        </w:tc>
+        <w:tc>
+          <w:tcPr>
+            <w:tcW w:w="7253" w:type="dxa"/>
+            <w:gridSpan w:val="3"/>
+            <w:tcBorders>
+              <w:top w:val="single" w:sz="6" w:space="0" w:color="auto"/>
+              <w:left w:val="single" w:sz="6" w:space="0" w:color="auto"/>
+              <w:bottom w:val="single" w:sz="6" w:space="0" w:color="auto"/>
+              <w:right w:val="single" w:sz="6" w:space="0" w:color="auto"/>
+            </w:tcBorders>
+          </w:tcPr>
+          <w:p>
+            <w:r>
+              <w:t xml:space="preserve">ตารางรายการ invoice พร้อมสถานะและยอด</w:t>
+            </w:r>
+          </w:p>
+        </w:tc>
+      </w:tr>
+      <w:tr>
+        <w:trPr>
+          <w:trHeight w:val="375"/>
+        </w:trPr>
+        <w:tc>
+          <w:tcPr>
+            <w:tcW w:w="1802" w:type="dxa"/>
+            <w:tcBorders>
+              <w:top w:val="single" w:sz="6" w:space="0" w:color="auto"/>
+              <w:left w:val="single" w:sz="6" w:space="0" w:color="auto"/>
+              <w:bottom w:val="single" w:sz="6" w:space="0" w:color="auto"/>
+              <w:right w:val="single" w:sz="6" w:space="0" w:color="auto"/>
+            </w:tcBorders>
+            <w:shd w:val="clear" w:color="auto" w:fill="F2F2F2"/>
+            <w:hideMark/>
+          </w:tcPr>
+          <w:p>
+            <w:pPr>
+              <w:rPr>
+                <w:rFonts w:ascii="Browallia New" w:hAnsi="Browallia New" w:cs="Browallia New"/>
+                <w:b/>
+                <w:bCs/>
+                <w:sz w:val="28"/>
+                <w:szCs w:val="28"/>
+                <w:lang w:eastAsia="en-US" w:bidi="th-TH"/>
+              </w:rPr>
+            </w:pPr>
+            <w:r>
+              <w:rPr>
+                <w:rFonts w:ascii="Browallia New" w:hAnsi="Browallia New" w:cs="Browallia New"/>
+                <w:b/>
+                <w:bCs/>
+                <w:sz w:val="28"/>
+                <w:szCs w:val="28"/>
+                <w:lang w:eastAsia="en-US" w:bidi="th-TH"/>
+              </w:rPr>
+              <w:t>Feature </w:t>
+            </w:r>
+          </w:p>
+        </w:tc>
+        <w:tc>
+          <w:tcPr>
+            <w:tcW w:w="7253" w:type="dxa"/>
+            <w:gridSpan w:val="3"/>
+            <w:tcBorders>
+              <w:top w:val="single" w:sz="6" w:space="0" w:color="auto"/>
+              <w:left w:val="single" w:sz="6" w:space="0" w:color="auto"/>
+              <w:bottom w:val="single" w:sz="6" w:space="0" w:color="auto"/>
+              <w:right w:val="single" w:sz="6" w:space="0" w:color="auto"/>
+            </w:tcBorders>
+          </w:tcPr>
+          <w:p>
+            <w:r>
+              <w:t xml:space="preserve">ค้นหา + filter + paging; ปุ่มลัดไปชำระเงินสำหรับ invoice ที่ค้าง</w:t>
+            </w:r>
+          </w:p>
+        </w:tc>
+      </w:tr>
+      <w:tr>
+        <w:trPr>
+          <w:trHeight w:val="60"/>
+        </w:trPr>
+        <w:tc>
+          <w:tcPr>
+            <w:tcW w:w="1802" w:type="dxa"/>
+            <w:tcBorders>
+              <w:top w:val="single" w:sz="6" w:space="0" w:color="auto"/>
+              <w:left w:val="single" w:sz="6" w:space="0" w:color="auto"/>
+              <w:bottom w:val="single" w:sz="6" w:space="0" w:color="auto"/>
+              <w:right w:val="single" w:sz="6" w:space="0" w:color="auto"/>
+            </w:tcBorders>
+            <w:shd w:val="clear" w:color="auto" w:fill="F2F2F2"/>
+            <w:hideMark/>
+          </w:tcPr>
+          <w:p>
+            <w:pPr>
+              <w:rPr>
+                <w:rFonts w:ascii="Browallia New" w:hAnsi="Browallia New" w:cs="Browallia New"/>
+                <w:b/>
+                <w:bCs/>
+                <w:sz w:val="28"/>
+                <w:szCs w:val="28"/>
+                <w:lang w:eastAsia="en-US" w:bidi="th-TH"/>
+              </w:rPr>
+            </w:pPr>
+            <w:r>
+              <w:rPr>
+                <w:rFonts w:ascii="Browallia New" w:hAnsi="Browallia New" w:cs="Browallia New"/>
+                <w:b/>
+                <w:bCs/>
+                <w:sz w:val="28"/>
+                <w:szCs w:val="28"/>
+                <w:lang w:eastAsia="en-US" w:bidi="th-TH"/>
+              </w:rPr>
+              <w:t>Validation </w:t>
+            </w:r>
+          </w:p>
+        </w:tc>
+        <w:tc>
+          <w:tcPr>
+            <w:tcW w:w="7253" w:type="dxa"/>
+            <w:gridSpan w:val="3"/>
+            <w:tcBorders>
+              <w:top w:val="single" w:sz="6" w:space="0" w:color="auto"/>
+              <w:left w:val="single" w:sz="6" w:space="0" w:color="auto"/>
+              <w:bottom w:val="single" w:sz="6" w:space="0" w:color="auto"/>
+              <w:right w:val="single" w:sz="6" w:space="0" w:color="auto"/>
+            </w:tcBorders>
+          </w:tcPr>
+          <w:p>
+            <w:r>
+              <w:t xml:space="preserve">ช่วงวันที่ From ต้องไม่เกิน To</w:t>
+            </w:r>
+          </w:p>
+        </w:tc>
+      </w:tr>
+      <w:tr>
+        <w:trPr>
+          <w:trHeight w:val="375"/>
+        </w:trPr>
+        <w:tc>
+          <w:tcPr>
+            <w:tcW w:w="1802" w:type="dxa"/>
+            <w:tcBorders>
+              <w:top w:val="single" w:sz="6" w:space="0" w:color="auto"/>
+              <w:left w:val="single" w:sz="6" w:space="0" w:color="auto"/>
+              <w:bottom w:val="single" w:sz="6" w:space="0" w:color="auto"/>
+              <w:right w:val="single" w:sz="6" w:space="0" w:color="auto"/>
+            </w:tcBorders>
+            <w:shd w:val="clear" w:color="auto" w:fill="F2F2F2"/>
+            <w:hideMark/>
+          </w:tcPr>
+          <w:p>
+            <w:pPr>
+              <w:rPr>
+                <w:rFonts w:ascii="Browallia New" w:hAnsi="Browallia New" w:cs="Browallia New"/>
+                <w:b/>
+                <w:bCs/>
+                <w:sz w:val="28"/>
+                <w:szCs w:val="28"/>
+                <w:lang w:eastAsia="en-US" w:bidi="th-TH"/>
+              </w:rPr>
+            </w:pPr>
+            <w:r>
+              <w:rPr>
+                <w:rFonts w:ascii="Browallia New" w:hAnsi="Browallia New" w:cs="Browallia New"/>
+                <w:b/>
+                <w:bCs/>
+                <w:sz w:val="28"/>
+                <w:szCs w:val="28"/>
+                <w:lang w:eastAsia="en-US" w:bidi="th-TH"/>
+              </w:rPr>
+              <w:t>Message </w:t>
+            </w:r>
+          </w:p>
+        </w:tc>
+        <w:tc>
+          <w:tcPr>
+            <w:tcW w:w="7253" w:type="dxa"/>
+            <w:gridSpan w:val="3"/>
+            <w:tcBorders>
+              <w:top w:val="single" w:sz="6" w:space="0" w:color="auto"/>
+              <w:left w:val="single" w:sz="6" w:space="0" w:color="auto"/>
+              <w:bottom w:val="single" w:sz="6" w:space="0" w:color="auto"/>
+              <w:right w:val="single" w:sz="6" w:space="0" w:color="auto"/>
+            </w:tcBorders>
+          </w:tcPr>
+          <w:p>
+            <w:r>
+              <w:t xml:space="preserve">ไม่พบข้อมูล: "ไม่พบ invoice ตามเงื่อนไขที่เลือก"</w:t>
+            </w:r>
+          </w:p>
+        </w:tc>
+      </w:tr>
+      <w:tr>
+        <w:trPr>
+          <w:trHeight w:val="405"/>
+        </w:trPr>
+        <w:tc>
+          <w:tcPr>
+            <w:tcW w:w="1802" w:type="dxa"/>
+            <w:tcBorders>
+              <w:top w:val="single" w:sz="6" w:space="0" w:color="auto"/>
+              <w:left w:val="single" w:sz="6" w:space="0" w:color="auto"/>
+              <w:bottom w:val="single" w:sz="6" w:space="0" w:color="auto"/>
+              <w:right w:val="single" w:sz="6" w:space="0" w:color="auto"/>
+            </w:tcBorders>
+            <w:shd w:val="clear" w:color="auto" w:fill="F2F2F2"/>
+            <w:hideMark/>
+          </w:tcPr>
+          <w:p>
+            <w:pPr>
+              <w:rPr>
+                <w:rFonts w:ascii="Browallia New" w:hAnsi="Browallia New" w:cs="Browallia New"/>
+                <w:b/>
+                <w:bCs/>
+                <w:sz w:val="28"/>
+                <w:szCs w:val="28"/>
+                <w:lang w:eastAsia="en-US" w:bidi="th-TH"/>
+              </w:rPr>
+            </w:pPr>
+            <w:r>
+              <w:rPr>
+                <w:rFonts w:ascii="Browallia New" w:hAnsi="Browallia New" w:cs="Browallia New"/>
+                <w:b/>
+                <w:bCs/>
+                <w:sz w:val="28"/>
+                <w:szCs w:val="28"/>
+                <w:lang w:eastAsia="en-US" w:bidi="th-TH"/>
+              </w:rPr>
+              <w:t>Security </w:t>
+            </w:r>
+          </w:p>
+        </w:tc>
+        <w:tc>
+          <w:tcPr>
+            <w:tcW w:w="7253" w:type="dxa"/>
+            <w:gridSpan w:val="3"/>
+            <w:tcBorders>
+              <w:top w:val="single" w:sz="6" w:space="0" w:color="auto"/>
+              <w:left w:val="single" w:sz="6" w:space="0" w:color="auto"/>
+              <w:bottom w:val="single" w:sz="6" w:space="0" w:color="auto"/>
+              <w:right w:val="single" w:sz="6" w:space="0" w:color="auto"/>
+            </w:tcBorders>
+          </w:tcPr>
+          <w:p>
+            <w:r>
+              <w:t xml:space="preserve">subscriber เห็นเฉพาะ invoice ของตัวเอง; billing_admin เห็นทั้งหมด</w:t>
+            </w:r>
+          </w:p>
+        </w:tc>
+      </w:tr>
+      <w:tr>
+        <w:trPr>
+          <w:trHeight w:val="375"/>
+        </w:trPr>
+        <w:tc>
+          <w:tcPr>
+            <w:tcW w:w="1802" w:type="dxa"/>
+            <w:tcBorders>
+              <w:top w:val="single" w:sz="6" w:space="0" w:color="auto"/>
+              <w:left w:val="single" w:sz="6" w:space="0" w:color="auto"/>
+              <w:bottom w:val="single" w:sz="6" w:space="0" w:color="auto"/>
+              <w:right w:val="single" w:sz="6" w:space="0" w:color="auto"/>
+            </w:tcBorders>
+            <w:shd w:val="clear" w:color="auto" w:fill="F2F2F2"/>
+            <w:hideMark/>
+          </w:tcPr>
+          <w:p>
+            <w:pPr>
+              <w:rPr>
+                <w:rFonts w:ascii="Browallia New" w:hAnsi="Browallia New" w:cs="Browallia New"/>
+                <w:b/>
+                <w:bCs/>
+                <w:sz w:val="28"/>
+                <w:szCs w:val="28"/>
+                <w:lang w:eastAsia="en-US" w:bidi="th-TH"/>
+              </w:rPr>
+            </w:pPr>
+            <w:r>
+              <w:rPr>
+                <w:rFonts w:ascii="Browallia New" w:hAnsi="Browallia New" w:cs="Browallia New"/>
+                <w:b/>
+                <w:bCs/>
+                <w:sz w:val="28"/>
+                <w:szCs w:val="28"/>
+                <w:lang w:eastAsia="en-US" w:bidi="th-TH"/>
+              </w:rPr>
+              <w:t>Remark </w:t>
+            </w:r>
+          </w:p>
+        </w:tc>
+        <w:tc>
+          <w:tcPr>
+            <w:tcW w:w="7253" w:type="dxa"/>
+            <w:gridSpan w:val="3"/>
+            <w:tcBorders>
+              <w:top w:val="single" w:sz="6" w:space="0" w:color="auto"/>
+              <w:left w:val="single" w:sz="6" w:space="0" w:color="auto"/>
+              <w:bottom w:val="single" w:sz="6" w:space="0" w:color="auto"/>
+              <w:right w:val="single" w:sz="6" w:space="0" w:color="auto"/>
+            </w:tcBorders>
+          </w:tcPr>
+          <w:p>
+            <w:r>
+              <w:t xml:space="preserve">อ้างอิง sitemap /billing/invoices</w:t>
+            </w:r>
+          </w:p>
+        </w:tc>
+      </w:tr>
+    </w:tbl>
+    <w:p>
+      <w:pPr>
+        <w:jc w:val="center"/>
+        <w:rPr>
+          <w:lang w:eastAsia="en-US" w:bidi="th-TH"/>
+        </w:rPr>
+      </w:pPr>
+      <w:r>
+        <w:t xml:space="preserve"/>
+      </w:r>
+      <w:r>
+        <w:drawing>
+          <wp:inline xmlns:a="http://schemas.openxmlformats.org/drawingml/2006/main" xmlns:pic="http://schemas.openxmlformats.org/drawingml/2006/picture">
+            <wp:extent cx="5040000" cy="3360000"/>
+            <wp:docPr id="1003" name="Picture 1"/>
+            <wp:cNvGraphicFramePr>
+              <a:graphicFrameLocks noChangeAspect="1"/>
+            </wp:cNvGraphicFramePr>
+            <a:graphic>
+              <a:graphicData uri="http://schemas.openxmlformats.org/drawingml/2006/picture">
+                <pic:pic>
+                  <pic:nvPicPr>
+                    <pic:cNvPr id="0" name="invoices.png"/>
+                    <pic:cNvPicPr/>
+                  </pic:nvPicPr>
+                  <pic:blipFill>
+                    <a:blip r:embed="rId22"/>
+                    <a:stretch>
+                      <a:fillRect/>
+                    </a:stretch>
+                  </pic:blipFill>
+                  <pic:spPr>
+                    <a:xfrm>
+                      <a:off x="0" y="0"/>
+                      <a:ext cx="5040000" cy="3360000"/>
+                    </a:xfrm>
+                    <a:prstGeom prst="rect"/>
+                  </pic:spPr>
+                </pic:pic>
+              </a:graphicData>
+            </a:graphic>
+          </wp:inline>
+        </w:drawing>
+      </w:r>
+      <w:r>
+        <w:t xml:space="preserve"/>
+      </w:r>
+    </w:p>
+    <w:p>
+      <w:r>
+        <w:t xml:space="preserve"/>
+      </w:r>
+    </w:p>
+    <w:p>
+      <w:pPr>
+        <w:pStyle w:val="Heading2"/>
+        <w:rPr>
+          <w:lang w:bidi="th-TH"/>
+        </w:rPr>
+      </w:pPr>
+      <w:bookmarkStart w:id="14" w:name="_Toc221189235"/>
+      <w:r>
+        <w:rPr>
+          <w:lang w:bidi="th-TH"/>
+        </w:rPr>
+        <w:t>PROCESS</w:t>
+      </w:r>
+      <w:bookmarkEnd w:id="14"/>
+    </w:p>
+    <w:p>
+      <w:r>
+        <w:t xml:space="preserve"/>
+      </w:r>
+    </w:p>
+    <w:p>
+      <w:pPr>
+        <w:pStyle w:val="Heading3"/>
         <w:rPr>
           <w:rFonts w:ascii="Browallia New" w:hAnsi="Browallia New" w:cs="Browallia New"/>
           <w:sz w:val="32"/>
           <w:szCs w:val="32"/>
           <w:lang w:bidi="th-TH"/>
         </w:rPr>
-        <w:t>Process1</w:t>
-      </w:r>
-      <w:bookmarkEnd w:id="15"/>
+      </w:pPr>
+      <w:r>
+        <w:t xml:space="preserve">Monthly Invoice Generation (Batch)</w:t>
+      </w:r>
     </w:p>
     <w:tbl>
       <w:tblPr>
@@ -6674,7 +7561,7 @@
           </w:tcPr>
           <w:p>
             <w:r>
-              <w:t xml:space="preserve">F_PRO_  </w:t>
+              <w:t xml:space="preserve">F_PRO_001</w:t>
             </w:r>
           </w:p>
         </w:tc>
@@ -6727,7 +7614,7 @@
           </w:tcPr>
           <w:p>
             <w:r>
-              <w:t xml:space="preserve">BR_ID_ </w:t>
+              <w:t xml:space="preserve">SC-billing-003</w:t>
             </w:r>
           </w:p>
         </w:tc>
@@ -6785,7 +7672,7 @@
           </w:tcPr>
           <w:p>
             <w:r>
-              <w:t xml:space="preserve"> </w:t>
+              <w:t xml:space="preserve">High</w:t>
             </w:r>
           </w:p>
         </w:tc>
@@ -6838,7 +7725,7 @@
           </w:tcPr>
           <w:p>
             <w:r>
-              <w:t xml:space="preserve"> </w:t>
+              <w:t xml:space="preserve">High</w:t>
             </w:r>
           </w:p>
         </w:tc>
@@ -6896,7 +7783,9 @@
             <w:hideMark/>
           </w:tcPr>
           <w:p>
-            <w:r/>
+            <w:r>
+              <w:t xml:space="preserve">Generate Monthly Invoices</w:t>
+            </w:r>
           </w:p>
         </w:tc>
       </w:tr>
@@ -6953,7 +7842,9 @@
             <w:hideMark/>
           </w:tcPr>
           <w:p>
-            <w:r/>
+            <w:r>
+              <w:t xml:space="preserve">batch process รันทุกต้นรอบบิล สร้าง invoice จาก subscription ที่ active ทั้งหมด</w:t>
+            </w:r>
           </w:p>
         </w:tc>
       </w:tr>
@@ -7010,7 +7901,9 @@
             <w:hideMark/>
           </w:tcPr>
           <w:p>
-            <w:r/>
+            <w:r>
+              <w:t xml:space="preserve">Subscription ทั้งหมดที่ status=active ณ วันตัดรอบ</w:t>
+            </w:r>
           </w:p>
         </w:tc>
       </w:tr>
@@ -7067,7 +7960,9 @@
             <w:hideMark/>
           </w:tcPr>
           <w:p>
-            <w:r/>
+            <w:r>
+              <w:t xml:space="preserve">Invoice ใหม่ (status=draft) หนึ่งใบต่อ subscription + แจ้งเตือน subscriber</w:t>
+            </w:r>
           </w:p>
         </w:tc>
       </w:tr>
@@ -7124,7 +8019,9 @@
             <w:hideMark/>
           </w:tcPr>
           <w:p>
-            <w:r/>
+            <w:r>
+              <w:t xml:space="preserve">idempotent — รันซ้ำในรอบเดียวกันไม่สร้าง invoice ซ้ำ</w:t>
+            </w:r>
           </w:p>
         </w:tc>
       </w:tr>
@@ -7181,7 +8078,9 @@
             <w:hideMark/>
           </w:tcPr>
           <w:p>
-            <w:r/>
+            <w:r>
+              <w:t xml:space="preserve">log สรุปจำนวน invoice ที่สร้าง/ข้าม/ผิดพลาด ต่อรอบ</w:t>
+            </w:r>
           </w:p>
         </w:tc>
       </w:tr>
@@ -7238,7 +8137,9 @@
             <w:hideMark/>
           </w:tcPr>
           <w:p>
-            <w:r/>
+            <w:r>
+              <w:t xml:space="preserve">รันโดย system scheduler เท่านั้น ไม่มี endpoint ให้เรียกตรง</w:t>
+            </w:r>
           </w:p>
         </w:tc>
       </w:tr>
@@ -7295,7 +8196,9 @@
             <w:hideMark/>
           </w:tcPr>
           <w:p>
-            <w:r/>
+            <w:r>
+              <w:t xml:space="preserve">อ้างอิง UC-billing-003</w:t>
+            </w:r>
           </w:p>
         </w:tc>
       </w:tr>
@@ -7306,6 +8209,11 @@
           <w:lang w:eastAsia="en-US" w:bidi="th-TH"/>
         </w:rPr>
       </w:pPr>
+    </w:p>
+    <w:p>
+      <w:r>
+        <w:t xml:space="preserve"/>
+      </w:r>
     </w:p>
     <w:p>
       <w:pPr>
@@ -10271,7 +11179,7 @@
         <w:drawing>
           <wp:inline xmlns:a="http://schemas.openxmlformats.org/drawingml/2006/main" xmlns:pic="http://schemas.openxmlformats.org/drawingml/2006/picture">
             <wp:extent cx="5760000" cy="14820674"/>
-            <wp:docPr id="1002" name="Picture 1"/>
+            <wp:docPr id="1004" name="Picture 1"/>
             <wp:cNvGraphicFramePr>
               <a:graphicFrameLocks noChangeAspect="1"/>
             </wp:cNvGraphicFramePr>
@@ -10283,7 +11191,7 @@
                     <pic:cNvPicPr/>
                   </pic:nvPicPr>
                   <pic:blipFill>
-                    <a:blip r:embed="rId21"/>
+                    <a:blip r:embed="rId23"/>
                     <a:stretch>
                       <a:fillRect/>
                     </a:stretch>
